--- a/doc/diagramas/MUESTRA_Ventas.docx
+++ b/doc/diagramas/MUESTRA_Ventas.docx
@@ -77,7 +77,7 @@
           <w:sz w:val="36"/>
           <w:szCs w:val="36"/>
         </w:rPr>
-        <w:t xml:space="preserve">Sol – Sistema de Gestión Empresarial</w:t>
+        <w:t xml:space="preserve">Sole – Sistema de Gestión Empresarial</w:t>
       </w:r>
     </w:p>
     <w:p>
